--- a/PRDs/CR/RESOURCES/CR-RESOURCES-MANAGE.docx
+++ b/PRDs/CR/RESOURCES/CR-RESOURCES-MANAGE.docx
@@ -360,7 +360,7 @@
                 <w:sz w:val="20"/>
                 <w:szCs w:val="20"/>
               </w:rPr>
-              <w:t xml:space="preserve">1.0</w:t>
+              <w:t xml:space="preserve">1.1</w:t>
             </w:r>
           </w:p>
         </w:tc>
@@ -424,7 +424,7 @@
                 <w:sz w:val="20"/>
                 <w:szCs w:val="20"/>
               </w:rPr>
-              <w:t xml:space="preserve">05-29-26 16:30</w:t>
+              <w:t xml:space="preserve">05-30-26</w:t>
             </w:r>
           </w:p>
         </w:tc>
@@ -3624,7 +3624,7 @@
                 <w:sz w:val="20"/>
                 <w:szCs w:val="20"/>
               </w:rPr>
-              <w:t xml:space="preserve">Topical category for the public page. Value list pending confirmation.</w:t>
+              <w:t xml:space="preserve">Topical category for the public page; value list confirmed (see Interview Transcript).</w:t>
             </w:r>
           </w:p>
         </w:tc>
@@ -4933,285 +4933,23 @@
         <w:t xml:space="preserve">9. Open Issues</w:t>
       </w:r>
     </w:p>
-    <w:tbl>
-      <w:tblPr>
-        <w:tblW w:type="dxa" w:w="9360"/>
-        <w:tblBorders>
-          <w:top w:val="single" w:color="auto" w:sz="4"/>
-          <w:left w:val="single" w:color="auto" w:sz="4"/>
-          <w:bottom w:val="single" w:color="auto" w:sz="4"/>
-          <w:right w:val="single" w:color="auto" w:sz="4"/>
-          <w:insideH w:val="single" w:color="auto" w:sz="4"/>
-          <w:insideV w:val="single" w:color="auto" w:sz="4"/>
-        </w:tblBorders>
-      </w:tblPr>
-      <w:tblGrid>
-        <w:gridCol w:w="1500"/>
-        <w:gridCol w:w="7860"/>
-      </w:tblGrid>
-      <w:tr>
-        <w:tc>
-          <w:tcPr>
-            <w:tcW w:type="dxa" w:w="1500"/>
-            <w:tcBorders>
-              <w:top w:val="single" w:color="AAAAAA" w:sz="1"/>
-              <w:left w:val="single" w:color="AAAAAA" w:sz="1"/>
-              <w:bottom w:val="single" w:color="AAAAAA" w:sz="1"/>
-              <w:right w:val="single" w:color="AAAAAA" w:sz="1"/>
-            </w:tcBorders>
-            <w:shd w:fill="1F3864" w:val="clear"/>
-            <w:tcMar>
-              <w:top w:type="dxa" w:w="60"/>
-              <w:left w:type="dxa" w:w="100"/>
-              <w:bottom w:type="dxa" w:w="60"/>
-              <w:right w:type="dxa" w:w="100"/>
-            </w:tcMar>
-          </w:tcPr>
-          <w:p>
-            <w:r>
-              <w:rPr>
-                <w:rFonts w:ascii="Arial" w:cs="Arial" w:eastAsia="Arial" w:hAnsi="Arial"/>
-                <w:b/>
-                <w:bCs/>
-                <w:i w:val="false"/>
-                <w:iCs w:val="false"/>
-                <w:color w:val="FFFFFF"/>
-                <w:sz w:val="20"/>
-                <w:szCs w:val="20"/>
-              </w:rPr>
-              <w:t xml:space="preserve">Identifier</w:t>
-            </w:r>
-          </w:p>
-        </w:tc>
-        <w:tc>
-          <w:tcPr>
-            <w:tcW w:type="dxa" w:w="7860"/>
-            <w:tcBorders>
-              <w:top w:val="single" w:color="AAAAAA" w:sz="1"/>
-              <w:left w:val="single" w:color="AAAAAA" w:sz="1"/>
-              <w:bottom w:val="single" w:color="AAAAAA" w:sz="1"/>
-              <w:right w:val="single" w:color="AAAAAA" w:sz="1"/>
-            </w:tcBorders>
-            <w:shd w:fill="1F3864" w:val="clear"/>
-            <w:tcMar>
-              <w:top w:type="dxa" w:w="60"/>
-              <w:left w:type="dxa" w:w="100"/>
-              <w:bottom w:type="dxa" w:w="60"/>
-              <w:right w:type="dxa" w:w="100"/>
-            </w:tcMar>
-          </w:tcPr>
-          <w:p>
-            <w:r>
-              <w:rPr>
-                <w:rFonts w:ascii="Arial" w:cs="Arial" w:eastAsia="Arial" w:hAnsi="Arial"/>
-                <w:b/>
-                <w:bCs/>
-                <w:i w:val="false"/>
-                <w:iCs w:val="false"/>
-                <w:color w:val="FFFFFF"/>
-                <w:sz w:val="20"/>
-                <w:szCs w:val="20"/>
-              </w:rPr>
-              <w:t xml:space="preserve">Open Issue</w:t>
-            </w:r>
-          </w:p>
-        </w:tc>
-      </w:tr>
-      <w:tr>
-        <w:tc>
-          <w:tcPr>
-            <w:tcW w:type="dxa" w:w="1500"/>
-            <w:tcBorders>
-              <w:top w:val="single" w:color="AAAAAA" w:sz="1"/>
-              <w:left w:val="single" w:color="AAAAAA" w:sz="1"/>
-              <w:bottom w:val="single" w:color="AAAAAA" w:sz="1"/>
-              <w:right w:val="single" w:color="AAAAAA" w:sz="1"/>
-            </w:tcBorders>
-            <w:tcMar>
-              <w:top w:type="dxa" w:w="60"/>
-              <w:left w:type="dxa" w:w="100"/>
-              <w:bottom w:type="dxa" w:w="60"/>
-              <w:right w:type="dxa" w:w="100"/>
-            </w:tcMar>
-          </w:tcPr>
-          <w:p>
-            <w:r>
-              <w:rPr>
-                <w:rFonts w:ascii="Arial" w:cs="Arial" w:eastAsia="Arial" w:hAnsi="Arial"/>
-                <w:b/>
-                <w:bCs/>
-                <w:i w:val="false"/>
-                <w:iCs w:val="false"/>
-                <w:sz w:val="20"/>
-                <w:szCs w:val="20"/>
-              </w:rPr>
-              <w:t xml:space="preserve">CR-RESOURCES-MANAGE-ISS-001</w:t>
-            </w:r>
-          </w:p>
-        </w:tc>
-        <w:tc>
-          <w:tcPr>
-            <w:tcW w:type="dxa" w:w="7860"/>
-            <w:tcBorders>
-              <w:top w:val="single" w:color="AAAAAA" w:sz="1"/>
-              <w:left w:val="single" w:color="AAAAAA" w:sz="1"/>
-              <w:bottom w:val="single" w:color="AAAAAA" w:sz="1"/>
-              <w:right w:val="single" w:color="AAAAAA" w:sz="1"/>
-            </w:tcBorders>
-            <w:tcMar>
-              <w:top w:type="dxa" w:w="60"/>
-              <w:left w:type="dxa" w:w="100"/>
-              <w:bottom w:type="dxa" w:w="60"/>
-              <w:right w:type="dxa" w:w="100"/>
-            </w:tcMar>
-          </w:tcPr>
-          <w:p>
-            <w:r>
-              <w:rPr>
-                <w:rFonts w:ascii="Arial" w:cs="Arial" w:eastAsia="Arial" w:hAnsi="Arial"/>
-                <w:b w:val="false"/>
-                <w:bCs w:val="false"/>
-                <w:i w:val="false"/>
-                <w:iCs w:val="false"/>
-                <w:sz w:val="20"/>
-                <w:szCs w:val="20"/>
-              </w:rPr>
-              <w:t xml:space="preserve">The resourceType and category value lists are first-draft proposals, pending confirmation. Mirrors RES-ISS-001 / RES-ISS-002 in the Resource Entity PRD.</w:t>
-            </w:r>
-          </w:p>
-        </w:tc>
-      </w:tr>
-      <w:tr>
-        <w:tc>
-          <w:tcPr>
-            <w:tcW w:type="dxa" w:w="1500"/>
-            <w:tcBorders>
-              <w:top w:val="single" w:color="AAAAAA" w:sz="1"/>
-              <w:left w:val="single" w:color="AAAAAA" w:sz="1"/>
-              <w:bottom w:val="single" w:color="AAAAAA" w:sz="1"/>
-              <w:right w:val="single" w:color="AAAAAA" w:sz="1"/>
-            </w:tcBorders>
-            <w:shd w:fill="F2F7FB" w:val="clear"/>
-            <w:tcMar>
-              <w:top w:type="dxa" w:w="60"/>
-              <w:left w:type="dxa" w:w="100"/>
-              <w:bottom w:type="dxa" w:w="60"/>
-              <w:right w:type="dxa" w:w="100"/>
-            </w:tcMar>
-          </w:tcPr>
-          <w:p>
-            <w:r>
-              <w:rPr>
-                <w:rFonts w:ascii="Arial" w:cs="Arial" w:eastAsia="Arial" w:hAnsi="Arial"/>
-                <w:b/>
-                <w:bCs/>
-                <w:i w:val="false"/>
-                <w:iCs w:val="false"/>
-                <w:sz w:val="20"/>
-                <w:szCs w:val="20"/>
-              </w:rPr>
-              <w:t xml:space="preserve">CR-RESOURCES-MANAGE-ISS-002</w:t>
-            </w:r>
-          </w:p>
-        </w:tc>
-        <w:tc>
-          <w:tcPr>
-            <w:tcW w:type="dxa" w:w="7860"/>
-            <w:tcBorders>
-              <w:top w:val="single" w:color="AAAAAA" w:sz="1"/>
-              <w:left w:val="single" w:color="AAAAAA" w:sz="1"/>
-              <w:bottom w:val="single" w:color="AAAAAA" w:sz="1"/>
-              <w:right w:val="single" w:color="AAAAAA" w:sz="1"/>
-            </w:tcBorders>
-            <w:shd w:fill="F2F7FB" w:val="clear"/>
-            <w:tcMar>
-              <w:top w:type="dxa" w:w="60"/>
-              <w:left w:type="dxa" w:w="100"/>
-              <w:bottom w:type="dxa" w:w="60"/>
-              <w:right w:type="dxa" w:w="100"/>
-            </w:tcMar>
-          </w:tcPr>
-          <w:p>
-            <w:r>
-              <w:rPr>
-                <w:rFonts w:ascii="Arial" w:cs="Arial" w:eastAsia="Arial" w:hAnsi="Arial"/>
-                <w:b w:val="false"/>
-                <w:bCs w:val="false"/>
-                <w:i w:val="false"/>
-                <w:iCs w:val="false"/>
-                <w:sz w:val="20"/>
-                <w:szCs w:val="20"/>
-              </w:rPr>
-              <w:t xml:space="preserve">Default sort and grouping of the public Resources page (proposed: by category, then resourceDate descending). Mirrors RES-ISS-003.</w:t>
-            </w:r>
-          </w:p>
-        </w:tc>
-      </w:tr>
-      <w:tr>
-        <w:tc>
-          <w:tcPr>
-            <w:tcW w:type="dxa" w:w="1500"/>
-            <w:tcBorders>
-              <w:top w:val="single" w:color="AAAAAA" w:sz="1"/>
-              <w:left w:val="single" w:color="AAAAAA" w:sz="1"/>
-              <w:bottom w:val="single" w:color="AAAAAA" w:sz="1"/>
-              <w:right w:val="single" w:color="AAAAAA" w:sz="1"/>
-            </w:tcBorders>
-            <w:tcMar>
-              <w:top w:type="dxa" w:w="60"/>
-              <w:left w:type="dxa" w:w="100"/>
-              <w:bottom w:type="dxa" w:w="60"/>
-              <w:right w:type="dxa" w:w="100"/>
-            </w:tcMar>
-          </w:tcPr>
-          <w:p>
-            <w:r>
-              <w:rPr>
-                <w:rFonts w:ascii="Arial" w:cs="Arial" w:eastAsia="Arial" w:hAnsi="Arial"/>
-                <w:b/>
-                <w:bCs/>
-                <w:i w:val="false"/>
-                <w:iCs w:val="false"/>
-                <w:sz w:val="20"/>
-                <w:szCs w:val="20"/>
-              </w:rPr>
-              <w:t xml:space="preserve">CR-RESOURCES-MANAGE-ISS-003</w:t>
-            </w:r>
-          </w:p>
-        </w:tc>
-        <w:tc>
-          <w:tcPr>
-            <w:tcW w:type="dxa" w:w="7860"/>
-            <w:tcBorders>
-              <w:top w:val="single" w:color="AAAAAA" w:sz="1"/>
-              <w:left w:val="single" w:color="AAAAAA" w:sz="1"/>
-              <w:bottom w:val="single" w:color="AAAAAA" w:sz="1"/>
-              <w:right w:val="single" w:color="AAAAAA" w:sz="1"/>
-            </w:tcBorders>
-            <w:tcMar>
-              <w:top w:type="dxa" w:w="60"/>
-              <w:left w:type="dxa" w:w="100"/>
-              <w:bottom w:type="dxa" w:w="60"/>
-              <w:right w:type="dxa" w:w="100"/>
-            </w:tcMar>
-          </w:tcPr>
-          <w:p>
-            <w:r>
-              <w:rPr>
-                <w:rFonts w:ascii="Arial" w:cs="Arial" w:eastAsia="Arial" w:hAnsi="Arial"/>
-                <w:b w:val="false"/>
-                <w:bCs w:val="false"/>
-                <w:i w:val="false"/>
-                <w:iCs w:val="false"/>
-                <w:sz w:val="20"/>
-                <w:szCs w:val="20"/>
-              </w:rPr>
-              <w:t xml:space="preserve">Whether a retention or no-deletion rule should be formalized for unlisted Resources. Mirrors RES-ISS-004.</w:t>
-            </w:r>
-          </w:p>
-        </w:tc>
-      </w:tr>
-    </w:tbl>
+    <w:p>
+      <w:pPr>
+        <w:spacing w:after="120"/>
+      </w:pPr>
+      <w:r>
+        <w:rPr>
+          <w:rFonts w:ascii="Arial" w:cs="Arial" w:eastAsia="Arial" w:hAnsi="Arial"/>
+          <w:b w:val="false"/>
+          <w:bCs w:val="false"/>
+          <w:i w:val="false"/>
+          <w:iCs w:val="false"/>
+          <w:sz w:val="22"/>
+          <w:szCs w:val="22"/>
+        </w:rPr>
+        <w:t xml:space="preserve">None. The three version 1.0 open issues (CR-RESOURCES-MANAGE-ISS-001 through ISS-003) were resolved in version 1.1 following stakeholder confirmation; the resolutions are recorded in the Interview Transcript and mirror RES-DEC-007 through RES-DEC-010 in the Resource Entity PRD.</w:t>
+      </w:r>
+    </w:p>
     <w:p>
       <w:pPr>
         <w:pStyle w:val="Heading1"/>
@@ -5478,6 +5216,238 @@
           <w:szCs w:val="22"/>
         </w:rPr>
         <w:t xml:space="preserve">In the new CR-RESOURCES sub-domain of Client Recruiting. The recording-migration step is a continuation off the end of the Event Management process (CR-EVENTS-MANAGE).</w:t>
+      </w:r>
+    </w:p>
+    <w:p>
+      <w:pPr>
+        <w:spacing w:after="120"/>
+      </w:pPr>
+      <w:r>
+        <w:rPr>
+          <w:rFonts w:ascii="Arial" w:cs="Arial" w:eastAsia="Arial" w:hAnsi="Arial"/>
+          <w:b/>
+          <w:bCs/>
+          <w:i w:val="false"/>
+          <w:iCs w:val="false"/>
+          <w:sz w:val="22"/>
+          <w:szCs w:val="22"/>
+        </w:rPr>
+        <w:t xml:space="preserve">Q: </w:t>
+      </w:r>
+      <w:r>
+        <w:rPr>
+          <w:rFonts w:ascii="Arial" w:cs="Arial" w:eastAsia="Arial" w:hAnsi="Arial"/>
+          <w:b w:val="false"/>
+          <w:bCs w:val="false"/>
+          <w:i w:val="false"/>
+          <w:iCs w:val="false"/>
+          <w:sz w:val="22"/>
+          <w:szCs w:val="22"/>
+        </w:rPr>
+        <w:t xml:space="preserve">What are the resourceType and category value lists? (resolves ISS-001)</w:t>
+      </w:r>
+    </w:p>
+    <w:p>
+      <w:pPr>
+        <w:spacing w:after="160"/>
+      </w:pPr>
+      <w:r>
+        <w:rPr>
+          <w:rFonts w:ascii="Arial" w:cs="Arial" w:eastAsia="Arial" w:hAnsi="Arial"/>
+          <w:b/>
+          <w:bCs/>
+          <w:i w:val="false"/>
+          <w:iCs w:val="false"/>
+          <w:sz w:val="22"/>
+          <w:szCs w:val="22"/>
+        </w:rPr>
+        <w:t xml:space="preserve">Decision: </w:t>
+      </w:r>
+      <w:r>
+        <w:rPr>
+          <w:rFonts w:ascii="Arial" w:cs="Arial" w:eastAsia="Arial" w:hAnsi="Arial"/>
+          <w:b w:val="false"/>
+          <w:bCs w:val="false"/>
+          <w:i w:val="false"/>
+          <w:iCs w:val="false"/>
+          <w:sz w:val="22"/>
+          <w:szCs w:val="22"/>
+        </w:rPr>
+        <w:t xml:space="preserve">Confirmed for version 1.1. resourceType: Recorded Event; Document; Video; Audio; Template; Link; Other. category: Starting a Business; Financing; Marketing and Sales; Operations; Leadership and Strategy; Legal and Compliance; Other.</w:t>
+      </w:r>
+    </w:p>
+    <w:p>
+      <w:pPr>
+        <w:spacing w:after="120"/>
+      </w:pPr>
+      <w:r>
+        <w:rPr>
+          <w:rFonts w:ascii="Arial" w:cs="Arial" w:eastAsia="Arial" w:hAnsi="Arial"/>
+          <w:b/>
+          <w:bCs/>
+          <w:i w:val="false"/>
+          <w:iCs w:val="false"/>
+          <w:sz w:val="22"/>
+          <w:szCs w:val="22"/>
+        </w:rPr>
+        <w:t xml:space="preserve">Q: </w:t>
+      </w:r>
+      <w:r>
+        <w:rPr>
+          <w:rFonts w:ascii="Arial" w:cs="Arial" w:eastAsia="Arial" w:hAnsi="Arial"/>
+          <w:b w:val="false"/>
+          <w:bCs w:val="false"/>
+          <w:i w:val="false"/>
+          <w:iCs w:val="false"/>
+          <w:sz w:val="22"/>
+          <w:szCs w:val="22"/>
+        </w:rPr>
+        <w:t xml:space="preserve">May a Resource carry both a url and a file? (resolves ISS-001)</w:t>
+      </w:r>
+    </w:p>
+    <w:p>
+      <w:pPr>
+        <w:spacing w:after="160"/>
+      </w:pPr>
+      <w:r>
+        <w:rPr>
+          <w:rFonts w:ascii="Arial" w:cs="Arial" w:eastAsia="Arial" w:hAnsi="Arial"/>
+          <w:b/>
+          <w:bCs/>
+          <w:i w:val="false"/>
+          <w:iCs w:val="false"/>
+          <w:sz w:val="22"/>
+          <w:szCs w:val="22"/>
+        </w:rPr>
+        <w:t xml:space="preserve">Decision: </w:t>
+      </w:r>
+      <w:r>
+        <w:rPr>
+          <w:rFonts w:ascii="Arial" w:cs="Arial" w:eastAsia="Arial" w:hAnsi="Arial"/>
+          <w:b w:val="false"/>
+          <w:bCs w:val="false"/>
+          <w:i w:val="false"/>
+          <w:iCs w:val="false"/>
+          <w:sz w:val="22"/>
+          <w:szCs w:val="22"/>
+        </w:rPr>
+        <w:t xml:space="preserve">At least one of url or file must be present before a Resource can be listed publicly; both are permitted simultaneously.</w:t>
+      </w:r>
+    </w:p>
+    <w:p>
+      <w:pPr>
+        <w:spacing w:after="120"/>
+      </w:pPr>
+      <w:r>
+        <w:rPr>
+          <w:rFonts w:ascii="Arial" w:cs="Arial" w:eastAsia="Arial" w:hAnsi="Arial"/>
+          <w:b/>
+          <w:bCs/>
+          <w:i w:val="false"/>
+          <w:iCs w:val="false"/>
+          <w:sz w:val="22"/>
+          <w:szCs w:val="22"/>
+        </w:rPr>
+        <w:t xml:space="preserve">Q: </w:t>
+      </w:r>
+      <w:r>
+        <w:rPr>
+          <w:rFonts w:ascii="Arial" w:cs="Arial" w:eastAsia="Arial" w:hAnsi="Arial"/>
+          <w:b w:val="false"/>
+          <w:bCs w:val="false"/>
+          <w:i w:val="false"/>
+          <w:iCs w:val="false"/>
+          <w:sz w:val="22"/>
+          <w:szCs w:val="22"/>
+        </w:rPr>
+        <w:t xml:space="preserve">How is the public Resources page ordered? (resolves ISS-002)</w:t>
+      </w:r>
+    </w:p>
+    <w:p>
+      <w:pPr>
+        <w:spacing w:after="160"/>
+      </w:pPr>
+      <w:r>
+        <w:rPr>
+          <w:rFonts w:ascii="Arial" w:cs="Arial" w:eastAsia="Arial" w:hAnsi="Arial"/>
+          <w:b/>
+          <w:bCs/>
+          <w:i w:val="false"/>
+          <w:iCs w:val="false"/>
+          <w:sz w:val="22"/>
+          <w:szCs w:val="22"/>
+        </w:rPr>
+        <w:t xml:space="preserve">Decision: </w:t>
+      </w:r>
+      <w:r>
+        <w:rPr>
+          <w:rFonts w:ascii="Arial" w:cs="Arial" w:eastAsia="Arial" w:hAnsi="Arial"/>
+          <w:b w:val="false"/>
+          <w:bCs w:val="false"/>
+          <w:i w:val="false"/>
+          <w:iCs w:val="false"/>
+          <w:sz w:val="22"/>
+          <w:szCs w:val="22"/>
+        </w:rPr>
+        <w:t xml:space="preserve">Grouped by category, then by resourceDate descending within each category.</w:t>
+      </w:r>
+    </w:p>
+    <w:p>
+      <w:pPr>
+        <w:spacing w:after="120"/>
+      </w:pPr>
+      <w:r>
+        <w:rPr>
+          <w:rFonts w:ascii="Arial" w:cs="Arial" w:eastAsia="Arial" w:hAnsi="Arial"/>
+          <w:b/>
+          <w:bCs/>
+          <w:i w:val="false"/>
+          <w:iCs w:val="false"/>
+          <w:sz w:val="22"/>
+          <w:szCs w:val="22"/>
+        </w:rPr>
+        <w:t xml:space="preserve">Q: </w:t>
+      </w:r>
+      <w:r>
+        <w:rPr>
+          <w:rFonts w:ascii="Arial" w:cs="Arial" w:eastAsia="Arial" w:hAnsi="Arial"/>
+          <w:b w:val="false"/>
+          <w:bCs w:val="false"/>
+          <w:i w:val="false"/>
+          <w:iCs w:val="false"/>
+          <w:sz w:val="22"/>
+          <w:szCs w:val="22"/>
+        </w:rPr>
+        <w:t xml:space="preserve">What happens to an unlisted Resource? (resolves ISS-003)</w:t>
+      </w:r>
+    </w:p>
+    <w:p>
+      <w:pPr>
+        <w:spacing w:after="160"/>
+      </w:pPr>
+      <w:r>
+        <w:rPr>
+          <w:rFonts w:ascii="Arial" w:cs="Arial" w:eastAsia="Arial" w:hAnsi="Arial"/>
+          <w:b/>
+          <w:bCs/>
+          <w:i w:val="false"/>
+          <w:iCs w:val="false"/>
+          <w:sz w:val="22"/>
+          <w:szCs w:val="22"/>
+        </w:rPr>
+        <w:t xml:space="preserve">Decision: </w:t>
+      </w:r>
+      <w:r>
+        <w:rPr>
+          <w:rFonts w:ascii="Arial" w:cs="Arial" w:eastAsia="Arial" w:hAnsi="Arial"/>
+          <w:b w:val="false"/>
+          <w:bCs w:val="false"/>
+          <w:i w:val="false"/>
+          <w:iCs w:val="false"/>
+          <w:sz w:val="22"/>
+          <w:szCs w:val="22"/>
+        </w:rPr>
+        <w:t xml:space="preserve">It is retained and never hard-deleted. Unlisting sets listedPublicly to false only, preserving the record, its publishedAt timestamp, and history.</w:t>
       </w:r>
     </w:p>
     <w:p>
@@ -5708,6 +5678,104 @@
                 <w:szCs w:val="20"/>
               </w:rPr>
               <w:t xml:space="preserve">Initial Resource Library Management process document for the CR-RESOURCES sub-domain: recording-migration and standalone-asset publishing paths, maintenance and unlisting, the public-visibility model, requirements REQ-001 through REQ-009, and data items DAT-001 through DAT-010 (matching the Resource Entity PRD).</w:t>
+            </w:r>
+          </w:p>
+        </w:tc>
+      </w:tr>
+      <w:tr>
+        <w:tc>
+          <w:tcPr>
+            <w:tcW w:type="dxa" w:w="1300"/>
+            <w:tcBorders>
+              <w:top w:val="single" w:color="AAAAAA" w:sz="1"/>
+              <w:left w:val="single" w:color="AAAAAA" w:sz="1"/>
+              <w:bottom w:val="single" w:color="AAAAAA" w:sz="1"/>
+              <w:right w:val="single" w:color="AAAAAA" w:sz="1"/>
+            </w:tcBorders>
+            <w:shd w:fill="F2F7FB" w:val="clear"/>
+            <w:tcMar>
+              <w:top w:type="dxa" w:w="60"/>
+              <w:left w:type="dxa" w:w="100"/>
+              <w:bottom w:type="dxa" w:w="60"/>
+              <w:right w:type="dxa" w:w="100"/>
+            </w:tcMar>
+          </w:tcPr>
+          <w:p>
+            <w:r>
+              <w:rPr>
+                <w:rFonts w:ascii="Arial" w:cs="Arial" w:eastAsia="Arial" w:hAnsi="Arial"/>
+                <w:b/>
+                <w:bCs/>
+                <w:i w:val="false"/>
+                <w:iCs w:val="false"/>
+                <w:sz w:val="20"/>
+                <w:szCs w:val="20"/>
+              </w:rPr>
+              <w:t xml:space="preserve">1.1</w:t>
+            </w:r>
+          </w:p>
+        </w:tc>
+        <w:tc>
+          <w:tcPr>
+            <w:tcW w:type="dxa" w:w="1900"/>
+            <w:tcBorders>
+              <w:top w:val="single" w:color="AAAAAA" w:sz="1"/>
+              <w:left w:val="single" w:color="AAAAAA" w:sz="1"/>
+              <w:bottom w:val="single" w:color="AAAAAA" w:sz="1"/>
+              <w:right w:val="single" w:color="AAAAAA" w:sz="1"/>
+            </w:tcBorders>
+            <w:shd w:fill="F2F7FB" w:val="clear"/>
+            <w:tcMar>
+              <w:top w:type="dxa" w:w="60"/>
+              <w:left w:type="dxa" w:w="100"/>
+              <w:bottom w:type="dxa" w:w="60"/>
+              <w:right w:type="dxa" w:w="100"/>
+            </w:tcMar>
+          </w:tcPr>
+          <w:p>
+            <w:r>
+              <w:rPr>
+                <w:rFonts w:ascii="Arial" w:cs="Arial" w:eastAsia="Arial" w:hAnsi="Arial"/>
+                <w:b w:val="false"/>
+                <w:bCs w:val="false"/>
+                <w:i w:val="false"/>
+                <w:iCs w:val="false"/>
+                <w:sz w:val="20"/>
+                <w:szCs w:val="20"/>
+              </w:rPr>
+              <w:t xml:space="preserve">05-30-26</w:t>
+            </w:r>
+          </w:p>
+        </w:tc>
+        <w:tc>
+          <w:tcPr>
+            <w:tcW w:type="dxa" w:w="6160"/>
+            <w:tcBorders>
+              <w:top w:val="single" w:color="AAAAAA" w:sz="1"/>
+              <w:left w:val="single" w:color="AAAAAA" w:sz="1"/>
+              <w:bottom w:val="single" w:color="AAAAAA" w:sz="1"/>
+              <w:right w:val="single" w:color="AAAAAA" w:sz="1"/>
+            </w:tcBorders>
+            <w:shd w:fill="F2F7FB" w:val="clear"/>
+            <w:tcMar>
+              <w:top w:type="dxa" w:w="60"/>
+              <w:left w:type="dxa" w:w="100"/>
+              <w:bottom w:type="dxa" w:w="60"/>
+              <w:right w:type="dxa" w:w="100"/>
+            </w:tcMar>
+          </w:tcPr>
+          <w:p>
+            <w:r>
+              <w:rPr>
+                <w:rFonts w:ascii="Arial" w:cs="Arial" w:eastAsia="Arial" w:hAnsi="Arial"/>
+                <w:b w:val="false"/>
+                <w:bCs w:val="false"/>
+                <w:i w:val="false"/>
+                <w:iCs w:val="false"/>
+                <w:sz w:val="20"/>
+                <w:szCs w:val="20"/>
+              </w:rPr>
+              <w:t xml:space="preserve">Resolved the three version 1.0 open issues following stakeholder confirmation: confirmed the resourceType and category value lists and the at-least-one-of-url-or-file rule (ISS-001), the by-category then resourceDate-descending page ordering (ISS-002), and the retain-never-hard-delete rule for unlisted Resources (ISS-003). Resolutions recorded in the Interview Transcript; Open Issues section now empty. Mirrors Resource Entity PRD v1.1.</w:t>
             </w:r>
           </w:p>
         </w:tc>
